--- a/Seminario de Sistemas/Kit docente/Proyecto Integrador/Guia Docente PI - Seminario de Sistemas - 2026-2.docx
+++ b/Seminario de Sistemas/Kit docente/Proyecto Integrador/Guia Docente PI - Seminario de Sistemas - 2026-2.docx
@@ -468,7 +468,7 @@
                 <w:color w:val="2B2B2B"/>
                 <w:sz w:val="20"/>
               </w:rPr>
-              <w:t>Consolidacion del documento + ensayo cronometrado</w:t>
+              <w:t>Consolidacion del documento + ensayo cronometrado (15 + 5 min)</w:t>
             </w:r>
           </w:p>
         </w:tc>
@@ -488,7 +488,7 @@
                 <w:color w:val="2B2B2B"/>
                 <w:sz w:val="20"/>
               </w:rPr>
-              <w:t>S13 (Clase 15)</w:t>
+              <w:t>Plazo</w:t>
             </w:r>
           </w:p>
         </w:tc>
@@ -506,7 +506,7 @@
                 <w:color w:val="2B2B2B"/>
                 <w:sz w:val="20"/>
               </w:rPr>
-              <w:t>19/11</w:t>
+              <w:t>dom 15/11</w:t>
             </w:r>
           </w:p>
         </w:tc>
@@ -524,7 +524,60 @@
                 <w:color w:val="2B2B2B"/>
                 <w:sz w:val="20"/>
               </w:rPr>
-              <w:t>Parcial 3 + sustentacion final</w:t>
+              <w:t>Cierra la entrega en ExamLab (11:59 p. m.): un .zip + enlace por estudiante</w:t>
+            </w:r>
+          </w:p>
+        </w:tc>
+      </w:tr>
+      <w:tr>
+        <w:tc>
+          <w:tcPr>
+            <w:tcW w:type="dxa" w:w="3264"/>
+          </w:tcPr>
+          <w:p>
+            <w:r/>
+            <w:r>
+              <w:rPr>
+                <w:rFonts w:ascii="Calibri" w:hAnsi="Calibri" w:eastAsia="Calibri"/>
+                <w:b w:val="0"/>
+                <w:color w:val="2B2B2B"/>
+                <w:sz w:val="20"/>
+              </w:rPr>
+              <w:t>S13 (Clase 15)</w:t>
+            </w:r>
+          </w:p>
+        </w:tc>
+        <w:tc>
+          <w:tcPr>
+            <w:tcW w:type="dxa" w:w="3264"/>
+          </w:tcPr>
+          <w:p>
+            <w:r/>
+            <w:r>
+              <w:rPr>
+                <w:rFonts w:ascii="Calibri" w:hAnsi="Calibri" w:eastAsia="Calibri"/>
+                <w:b w:val="0"/>
+                <w:color w:val="2B2B2B"/>
+                <w:sz w:val="20"/>
+              </w:rPr>
+              <w:t>19/11</w:t>
+            </w:r>
+          </w:p>
+        </w:tc>
+        <w:tc>
+          <w:tcPr>
+            <w:tcW w:type="dxa" w:w="3264"/>
+          </w:tcPr>
+          <w:p>
+            <w:r/>
+            <w:r>
+              <w:rPr>
+                <w:rFonts w:ascii="Calibri" w:hAnsi="Calibri" w:eastAsia="Calibri"/>
+                <w:b w:val="0"/>
+                <w:color w:val="2B2B2B"/>
+                <w:sz w:val="20"/>
+              </w:rPr>
+              <w:t>Parcial 3 + sustentacion final en turnos de 20 min (15 + 5)</w:t>
             </w:r>
           </w:p>
         </w:tc>
@@ -669,6 +722,96 @@
           <w:sz w:val="22"/>
         </w:rPr>
         <w:t>Plan de pruebas con casos trazados a requisitos.</w:t>
+      </w:r>
+    </w:p>
+    <w:p>
+      <w:pPr>
+        <w:pStyle w:val="ListBullet"/>
+        <w:spacing w:after="40"/>
+      </w:pPr>
+      <w:r>
+        <w:rPr>
+          <w:rFonts w:ascii="Calibri" w:hAnsi="Calibri" w:eastAsia="Calibri"/>
+          <w:b w:val="0"/>
+          <w:color w:val="2B2B2B"/>
+          <w:sz w:val="22"/>
+        </w:rPr>
+        <w:t>Todo dentro del .zip, Y el enlace a la carpeta de Drive o al repositorio: los dos son obligatorios.</w:t>
+      </w:r>
+    </w:p>
+    <w:p>
+      <w:pPr>
+        <w:spacing w:after="120" w:before="240"/>
+        <w:jc w:val="left"/>
+      </w:pPr>
+      <w:r>
+        <w:rPr>
+          <w:rFonts w:ascii="Calibri" w:hAnsi="Calibri" w:eastAsia="Calibri"/>
+          <w:b/>
+          <w:color w:val="095292"/>
+          <w:sz w:val="24"/>
+        </w:rPr>
+        <w:t>Entrega y sustentación (común a los cinco cursos)</w:t>
+      </w:r>
+    </w:p>
+    <w:p>
+      <w:pPr>
+        <w:pStyle w:val="ListBullet"/>
+        <w:spacing w:after="40"/>
+      </w:pPr>
+      <w:r>
+        <w:rPr>
+          <w:rFonts w:ascii="Calibri" w:hAnsi="Calibri" w:eastAsia="Calibri"/>
+          <w:b w:val="0"/>
+          <w:color w:val="2B2B2B"/>
+          <w:sz w:val="22"/>
+        </w:rPr>
+        <w:t>Plazo único en ExamLab: domingo 15 de noviembre de 2026, 11:59 p. m..</w:t>
+      </w:r>
+    </w:p>
+    <w:p>
+      <w:pPr>
+        <w:pStyle w:val="ListBullet"/>
+        <w:spacing w:after="40"/>
+      </w:pPr>
+      <w:r>
+        <w:rPr>
+          <w:rFonts w:ascii="Calibri" w:hAnsi="Calibri" w:eastAsia="Calibri"/>
+          <w:b w:val="0"/>
+          <w:color w:val="2B2B2B"/>
+          <w:sz w:val="22"/>
+        </w:rPr>
+        <w:t>Se sube un solo archivo .zip con todo —código, documentos, diagramas y capturas—; dentro puede ir cualquier tipo de archivo, y pesa como máximo 50 MB, y el enlace al repositorio de GitHub o a la carpeta de Drive del proyecto (obligatorio).</w:t>
+      </w:r>
+    </w:p>
+    <w:p>
+      <w:pPr>
+        <w:pStyle w:val="ListBullet"/>
+        <w:spacing w:after="40"/>
+      </w:pPr>
+      <w:r>
+        <w:rPr>
+          <w:rFonts w:ascii="Calibri" w:hAnsi="Calibri" w:eastAsia="Calibri"/>
+          <w:b w:val="0"/>
+          <w:color w:val="2B2B2B"/>
+          <w:sz w:val="22"/>
+        </w:rPr>
+        <w:t>Una sola entrega por estudiante, aunque haya equipo autorizado.</w:t>
+      </w:r>
+    </w:p>
+    <w:p>
+      <w:pPr>
+        <w:pStyle w:val="ListBullet"/>
+        <w:spacing w:after="40"/>
+      </w:pPr>
+      <w:r>
+        <w:rPr>
+          <w:rFonts w:ascii="Calibri" w:hAnsi="Calibri" w:eastAsia="Calibri"/>
+          <w:b w:val="0"/>
+          <w:color w:val="2B2B2B"/>
+          <w:sz w:val="22"/>
+        </w:rPr>
+        <w:t>Sustentación: jueves 19/11 (mismo dia del Parcial 3), por Meet: 15 minutos de exposición + 5 minutos de preguntas (turno de 20 minutos).</w:t>
       </w:r>
     </w:p>
     <w:sectPr>

--- a/Seminario de Sistemas/Kit docente/Proyecto Integrador/Guia Docente PI - Seminario de Sistemas - 2026-2.docx
+++ b/Seminario de Sistemas/Kit docente/Proyecto Integrador/Guia Docente PI - Seminario de Sistemas - 2026-2.docx
@@ -524,7 +524,7 @@
                 <w:color w:val="2B2B2B"/>
                 <w:sz w:val="20"/>
               </w:rPr>
-              <w:t>Cierra la entrega en ExamLab (11:59 p. m.): un .zip + enlace por estudiante</w:t>
+              <w:t>Cierra la entrega en ExamLab (11:59 p. m.): cada integrante sube el .zip + enlace del equipo</w:t>
             </w:r>
           </w:p>
         </w:tc>
@@ -796,7 +796,7 @@
           <w:color w:val="2B2B2B"/>
           <w:sz w:val="22"/>
         </w:rPr>
-        <w:t>Una sola entrega por estudiante, aunque haya equipo autorizado.</w:t>
+        <w:t>En equipo de 4 a 5 integrantes (máximo 5). Cada integrante sube el .zip del equipo desde su cuenta: una entrega por estudiante.</w:t>
       </w:r>
     </w:p>
     <w:p>
@@ -811,7 +811,7 @@
           <w:color w:val="2B2B2B"/>
           <w:sz w:val="22"/>
         </w:rPr>
-        <w:t>Sustentación: jueves 19/11 (mismo dia del Parcial 3), por Meet: 15 minutos de exposición + 5 minutos de preguntas (turno de 20 minutos).</w:t>
+        <w:t>Sustentación: jueves 19/11 (mismo dia del Parcial 3), por Meet: 15 minutos de exposición + 5 minutos de preguntas por equipo (turno de 20 minutos); hablan todos los integrantes.</w:t>
       </w:r>
     </w:p>
     <w:sectPr>

--- a/Seminario de Sistemas/Kit docente/Proyecto Integrador/Guia Docente PI - Seminario de Sistemas - 2026-2.docx
+++ b/Seminario de Sistemas/Kit docente/Proyecto Integrador/Guia Docente PI - Seminario de Sistemas - 2026-2.docx
@@ -796,7 +796,7 @@
           <w:color w:val="2B2B2B"/>
           <w:sz w:val="22"/>
         </w:rPr>
-        <w:t>En equipo de 4 a 5 integrantes (máximo 5). Cada integrante sube el .zip del equipo desde su cuenta: una entrega por estudiante.</w:t>
+        <w:t>Proyecto en equipo de 4 a 5 integrantes (máximo 5); solo el proyecto, los demás entregables conservan su modalidad. Cada integrante sube el .zip del equipo desde su cuenta: una entrega por estudiante.</w:t>
       </w:r>
     </w:p>
     <w:p>

--- a/Seminario de Sistemas/Kit docente/Proyecto Integrador/Guia Docente PI - Seminario de Sistemas - 2026-2.docx
+++ b/Seminario de Sistemas/Kit docente/Proyecto Integrador/Guia Docente PI - Seminario de Sistemas - 2026-2.docx
@@ -676,7 +676,7 @@
           <w:color w:val="095292"/>
           <w:sz w:val="24"/>
         </w:rPr>
-        <w:t>Evidencias a pedir</w:t>
+        <w:t>Entrega y sustentacion</w:t>
       </w:r>
     </w:p>
     <w:p>
@@ -691,7 +691,7 @@
           <w:color w:val="2B2B2B"/>
           <w:sz w:val="22"/>
         </w:rPr>
-        <w:t>Documento de diseno (PDF o DOCX) con RF/RNF, UML y diccionario de datos.</w:t>
+        <w:t>Plazo unico en ExamLab: domingo 15 de noviembre de 2026, 11:59 p. m.. Un solo archivo .zip —dentro puede ir cualquier tipo de archivo; maximo 50 MB—, y la carpeta de Drive del equipo o el repositorio, con los mismos archivos (obligatorio).</w:t>
       </w:r>
     </w:p>
     <w:p>
@@ -706,7 +706,25 @@
           <w:color w:val="2B2B2B"/>
           <w:sz w:val="22"/>
         </w:rPr>
-        <w:t>Enlace al mockup navegable (Figma/Penpot) o PDF exportado.</w:t>
+        <w:t xml:space="preserve">Proyecto en equipo de 4 a 5 integrantes (maximo 5) —solo el proyecto: los demas entregables conservan su modalidad—. </w:t>
+      </w:r>
+      <w:r>
+        <w:rPr>
+          <w:rFonts w:ascii="Calibri" w:hAnsi="Calibri" w:eastAsia="Calibri"/>
+          <w:b/>
+          <w:color w:val="2B2B2B"/>
+          <w:sz w:val="22"/>
+        </w:rPr>
+        <w:t>Cada integrante sube la entrega del equipo</w:t>
+      </w:r>
+      <w:r>
+        <w:rPr>
+          <w:rFonts w:ascii="Calibri" w:hAnsi="Calibri" w:eastAsia="Calibri"/>
+          <w:b w:val="0"/>
+          <w:color w:val="2B2B2B"/>
+          <w:sz w:val="22"/>
+        </w:rPr>
+        <w:t xml:space="preserve"> desde su propia cuenta: el mismo .zip y el mismo enlace; una sola entrega por estudiante.</w:t>
       </w:r>
     </w:p>
     <w:p>
@@ -721,7 +739,7 @@
           <w:color w:val="2B2B2B"/>
           <w:sz w:val="22"/>
         </w:rPr>
-        <w:t>Plan de pruebas con casos trazados a requisitos.</w:t>
+        <w:t>Sustentacion: jueves 19/11/2026, en la ultima clase (sesion 13, mismo dia del Parcial 3), por Meet: 15 minutos de exposicion + 5 minutos de preguntas por equipo (turno de 20 minutos); hablan todos los integrantes.</w:t>
       </w:r>
     </w:p>
     <w:p>
@@ -736,83 +754,227 @@
           <w:color w:val="2B2B2B"/>
           <w:sz w:val="22"/>
         </w:rPr>
-        <w:t>Todo dentro del .zip, Y el enlace a la carpeta de Drive o al repositorio: los dos son obligatorios.</w:t>
+        <w:t>Lo que deben mostrar: el mockup navegable recorriendo el flujo critico (registrar, buscar y ver el historial) y la trazabilidad de un requisito hasta su caso de uso y su caso de prueba.</w:t>
       </w:r>
     </w:p>
     <w:p>
       <w:pPr>
-        <w:spacing w:after="120" w:before="240"/>
+        <w:spacing w:after="80" w:before="160"/>
         <w:jc w:val="left"/>
       </w:pPr>
       <w:r>
         <w:rPr>
           <w:rFonts w:ascii="Calibri" w:hAnsi="Calibri" w:eastAsia="Calibri"/>
           <w:b/>
-          <w:color w:val="095292"/>
-          <w:sz w:val="24"/>
+          <w:color w:val="269CCB"/>
+          <w:sz w:val="22"/>
         </w:rPr>
-        <w:t>Entrega y sustentación (común a los cinco cursos)</w:t>
+        <w:t>Que revisar en el .zip</w:t>
       </w:r>
     </w:p>
+    <w:tbl>
+      <w:tblPr>
+        <w:tblStyle w:val="TableGrid"/>
+        <w:tblW w:type="auto" w:w="0"/>
+        <w:tblLayout w:type="fixed"/>
+        <w:tblLook w:firstColumn="1" w:firstRow="1" w:lastColumn="0" w:lastRow="0" w:noHBand="0" w:noVBand="1" w:val="04A0"/>
+      </w:tblPr>
+      <w:tblGrid>
+        <w:gridCol w:w="4896"/>
+        <w:gridCol w:w="4896"/>
+      </w:tblGrid>
+      <w:tr>
+        <w:tc>
+          <w:tcPr>
+            <w:tcW w:type="dxa" w:w="2448"/>
+            <w:shd w:val="clear" w:fill="095292"/>
+          </w:tcPr>
+          <w:p>
+            <w:r/>
+            <w:r>
+              <w:rPr>
+                <w:rFonts w:ascii="Calibri" w:hAnsi="Calibri" w:eastAsia="Calibri"/>
+                <w:b/>
+                <w:color w:val="FFFFFF"/>
+                <w:sz w:val="20"/>
+              </w:rPr>
+              <w:t>En el .zip</w:t>
+            </w:r>
+          </w:p>
+        </w:tc>
+        <w:tc>
+          <w:tcPr>
+            <w:tcW w:type="dxa" w:w="7344"/>
+            <w:shd w:val="clear" w:fill="095292"/>
+          </w:tcPr>
+          <w:p>
+            <w:r/>
+            <w:r>
+              <w:rPr>
+                <w:rFonts w:ascii="Calibri" w:hAnsi="Calibri" w:eastAsia="Calibri"/>
+                <w:b/>
+                <w:color w:val="FFFFFF"/>
+                <w:sz w:val="20"/>
+              </w:rPr>
+              <w:t>Que debe traer</w:t>
+            </w:r>
+          </w:p>
+        </w:tc>
+      </w:tr>
+      <w:tr>
+        <w:tc>
+          <w:tcPr>
+            <w:tcW w:type="dxa" w:w="2448"/>
+          </w:tcPr>
+          <w:p>
+            <w:r/>
+            <w:r>
+              <w:rPr>
+                <w:rFonts w:ascii="Calibri" w:hAnsi="Calibri" w:eastAsia="Calibri"/>
+                <w:b w:val="0"/>
+                <w:color w:val="2B2B2B"/>
+                <w:sz w:val="20"/>
+              </w:rPr>
+              <w:t>Documento de diseno</w:t>
+            </w:r>
+          </w:p>
+        </w:tc>
+        <w:tc>
+          <w:tcPr>
+            <w:tcW w:type="dxa" w:w="7344"/>
+          </w:tcPr>
+          <w:p>
+            <w:r/>
+            <w:r>
+              <w:rPr>
+                <w:rFonts w:ascii="Calibri" w:hAnsi="Calibri" w:eastAsia="Calibri"/>
+                <w:b w:val="0"/>
+                <w:color w:val="2B2B2B"/>
+                <w:sz w:val="20"/>
+              </w:rPr>
+              <w:t>PDF: requisitos RF/RNF, casos de uso, diagrama de clases, diagrama dinamico (actividad o secuencia) y diccionario de datos con el formato de almacenamiento.</w:t>
+            </w:r>
+          </w:p>
+        </w:tc>
+      </w:tr>
+      <w:tr>
+        <w:tc>
+          <w:tcPr>
+            <w:tcW w:type="dxa" w:w="2448"/>
+            <w:shd w:val="clear" w:fill="F2F2F2"/>
+          </w:tcPr>
+          <w:p>
+            <w:r/>
+            <w:r>
+              <w:rPr>
+                <w:rFonts w:ascii="Calibri" w:hAnsi="Calibri" w:eastAsia="Calibri"/>
+                <w:b w:val="0"/>
+                <w:color w:val="2B2B2B"/>
+                <w:sz w:val="20"/>
+              </w:rPr>
+              <w:t>diagramas/</w:t>
+            </w:r>
+          </w:p>
+        </w:tc>
+        <w:tc>
+          <w:tcPr>
+            <w:tcW w:type="dxa" w:w="7344"/>
+            <w:shd w:val="clear" w:fill="F2F2F2"/>
+          </w:tcPr>
+          <w:p>
+            <w:r/>
+            <w:r>
+              <w:rPr>
+                <w:rFonts w:ascii="Calibri" w:hAnsi="Calibri" w:eastAsia="Calibri"/>
+                <w:b w:val="0"/>
+                <w:color w:val="2B2B2B"/>
+                <w:sz w:val="20"/>
+              </w:rPr>
+              <w:t>Cada diagrama exportado en PNG, con su archivo fuente.</w:t>
+            </w:r>
+          </w:p>
+        </w:tc>
+      </w:tr>
+      <w:tr>
+        <w:tc>
+          <w:tcPr>
+            <w:tcW w:type="dxa" w:w="2448"/>
+          </w:tcPr>
+          <w:p>
+            <w:r/>
+            <w:r>
+              <w:rPr>
+                <w:rFonts w:ascii="Calibri" w:hAnsi="Calibri" w:eastAsia="Calibri"/>
+                <w:b w:val="0"/>
+                <w:color w:val="2B2B2B"/>
+                <w:sz w:val="20"/>
+              </w:rPr>
+              <w:t>Mockup</w:t>
+            </w:r>
+          </w:p>
+        </w:tc>
+        <w:tc>
+          <w:tcPr>
+            <w:tcW w:type="dxa" w:w="7344"/>
+          </w:tcPr>
+          <w:p>
+            <w:r/>
+            <w:r>
+              <w:rPr>
+                <w:rFonts w:ascii="Calibri" w:hAnsi="Calibri" w:eastAsia="Calibri"/>
+                <w:b w:val="0"/>
+                <w:color w:val="2B2B2B"/>
+                <w:sz w:val="20"/>
+              </w:rPr>
+              <w:t>El PDF exportado de las pantallas. El enlace al mockup navegable (Figma, Penpot o Balsamiq) va dentro del documento de diseno.</w:t>
+            </w:r>
+          </w:p>
+        </w:tc>
+      </w:tr>
+      <w:tr>
+        <w:tc>
+          <w:tcPr>
+            <w:tcW w:type="dxa" w:w="2448"/>
+            <w:shd w:val="clear" w:fill="F2F2F2"/>
+          </w:tcPr>
+          <w:p>
+            <w:r/>
+            <w:r>
+              <w:rPr>
+                <w:rFonts w:ascii="Calibri" w:hAnsi="Calibri" w:eastAsia="Calibri"/>
+                <w:b w:val="0"/>
+                <w:color w:val="2B2B2B"/>
+                <w:sz w:val="20"/>
+              </w:rPr>
+              <w:t>Plan de pruebas</w:t>
+            </w:r>
+          </w:p>
+        </w:tc>
+        <w:tc>
+          <w:tcPr>
+            <w:tcW w:type="dxa" w:w="7344"/>
+            <w:shd w:val="clear" w:fill="F2F2F2"/>
+          </w:tcPr>
+          <w:p>
+            <w:r/>
+            <w:r>
+              <w:rPr>
+                <w:rFonts w:ascii="Calibri" w:hAnsi="Calibri" w:eastAsia="Calibri"/>
+                <w:b w:val="0"/>
+                <w:color w:val="2B2B2B"/>
+                <w:sz w:val="20"/>
+              </w:rPr>
+              <w:t>Los casos de prueba, cada uno trazado al requisito que verifica.</w:t>
+            </w:r>
+          </w:p>
+        </w:tc>
+      </w:tr>
+    </w:tbl>
     <w:p>
       <w:pPr>
-        <w:pStyle w:val="ListBullet"/>
-        <w:spacing w:after="40"/>
+        <w:spacing w:after="80" w:before="0"/>
+        <w:jc w:val="left"/>
       </w:pPr>
-      <w:r>
-        <w:rPr>
-          <w:rFonts w:ascii="Calibri" w:hAnsi="Calibri" w:eastAsia="Calibri"/>
-          <w:b w:val="0"/>
-          <w:color w:val="2B2B2B"/>
-          <w:sz w:val="22"/>
-        </w:rPr>
-        <w:t>Plazo único en ExamLab: domingo 15 de noviembre de 2026, 11:59 p. m..</w:t>
-      </w:r>
-    </w:p>
-    <w:p>
-      <w:pPr>
-        <w:pStyle w:val="ListBullet"/>
-        <w:spacing w:after="40"/>
-      </w:pPr>
-      <w:r>
-        <w:rPr>
-          <w:rFonts w:ascii="Calibri" w:hAnsi="Calibri" w:eastAsia="Calibri"/>
-          <w:b w:val="0"/>
-          <w:color w:val="2B2B2B"/>
-          <w:sz w:val="22"/>
-        </w:rPr>
-        <w:t>Se sube un solo archivo .zip con todo —código, documentos, diagramas y capturas—; dentro puede ir cualquier tipo de archivo, y pesa como máximo 50 MB, y el enlace al repositorio de GitHub o a la carpeta de Drive del proyecto (obligatorio).</w:t>
-      </w:r>
-    </w:p>
-    <w:p>
-      <w:pPr>
-        <w:pStyle w:val="ListBullet"/>
-        <w:spacing w:after="40"/>
-      </w:pPr>
-      <w:r>
-        <w:rPr>
-          <w:rFonts w:ascii="Calibri" w:hAnsi="Calibri" w:eastAsia="Calibri"/>
-          <w:b w:val="0"/>
-          <w:color w:val="2B2B2B"/>
-          <w:sz w:val="22"/>
-        </w:rPr>
-        <w:t>Proyecto en equipo de 4 a 5 integrantes (máximo 5); solo el proyecto, los demás entregables conservan su modalidad. Cada integrante sube el .zip del equipo desde su cuenta: una entrega por estudiante.</w:t>
-      </w:r>
-    </w:p>
-    <w:p>
-      <w:pPr>
-        <w:pStyle w:val="ListBullet"/>
-        <w:spacing w:after="40"/>
-      </w:pPr>
-      <w:r>
-        <w:rPr>
-          <w:rFonts w:ascii="Calibri" w:hAnsi="Calibri" w:eastAsia="Calibri"/>
-          <w:b w:val="0"/>
-          <w:color w:val="2B2B2B"/>
-          <w:sz w:val="22"/>
-        </w:rPr>
-        <w:t>Sustentación: jueves 19/11 (mismo dia del Parcial 3), por Meet: 15 minutos de exposición + 5 minutos de preguntas por equipo (turno de 20 minutos); hablan todos los integrantes.</w:t>
-      </w:r>
     </w:p>
     <w:sectPr>
       <w:pgSz w:w="12240" w:h="15840"/>

--- a/Seminario de Sistemas/Kit docente/Proyecto Integrador/Guia Docente PI - Seminario de Sistemas - 2026-2.docx
+++ b/Seminario de Sistemas/Kit docente/Proyecto Integrador/Guia Docente PI - Seminario de Sistemas - 2026-2.docx
@@ -691,7 +691,7 @@
           <w:color w:val="2B2B2B"/>
           <w:sz w:val="22"/>
         </w:rPr>
-        <w:t>Plazo unico en ExamLab: domingo 15 de noviembre de 2026, 11:59 p. m.. Un solo archivo .zip —dentro puede ir cualquier tipo de archivo; maximo 50 MB—, y la carpeta de Drive del equipo o el repositorio, con los mismos archivos (obligatorio).</w:t>
+        <w:t>Plazo unico en ExamLab: domingo 15 de noviembre de 2026, 11:59 p. m.. Un solo archivo .zip —dentro puede ir cualquier tipo de archivo; maximo 50 MB—, y la carpeta de Drive del equipo o el repositorio, con los mismos archivos (obligatorio). Los estudiantes tienen la carpeta «Plantilla de entrega» con la forma exacta del .zip.</w:t>
       </w:r>
     </w:p>
     <w:p>
@@ -739,7 +739,7 @@
           <w:color w:val="2B2B2B"/>
           <w:sz w:val="22"/>
         </w:rPr>
-        <w:t>Sustentacion: jueves 19/11/2026, en la ultima clase (sesion 13, mismo dia del Parcial 3), por Meet: 15 minutos de exposicion + 5 minutos de preguntas por equipo (turno de 20 minutos); hablan todos los integrantes.</w:t>
+        <w:t>Sustentacion: jueves 19/11/2026, en la ultima clase (mismo dia del Parcial 3), por Meet: 15 minutos de exposicion + 5 minutos de preguntas por equipo (turno de 20 minutos); hablan todos los integrantes.</w:t>
       </w:r>
     </w:p>
     <w:p>
@@ -786,7 +786,7 @@
       <w:tr>
         <w:tc>
           <w:tcPr>
-            <w:tcW w:type="dxa" w:w="2448"/>
+            <w:tcW w:type="dxa" w:w="2736"/>
             <w:shd w:val="clear" w:fill="095292"/>
           </w:tcPr>
           <w:p>
@@ -798,13 +798,13 @@
                 <w:color w:val="FFFFFF"/>
                 <w:sz w:val="20"/>
               </w:rPr>
-              <w:t>En el .zip</w:t>
+              <w:t>Pieza</w:t>
             </w:r>
           </w:p>
         </w:tc>
         <w:tc>
           <w:tcPr>
-            <w:tcW w:type="dxa" w:w="7344"/>
+            <w:tcW w:type="dxa" w:w="7056"/>
             <w:shd w:val="clear" w:fill="095292"/>
           </w:tcPr>
           <w:p>
@@ -824,7 +824,7 @@
       <w:tr>
         <w:tc>
           <w:tcPr>
-            <w:tcW w:type="dxa" w:w="2448"/>
+            <w:tcW w:type="dxa" w:w="2736"/>
           </w:tcPr>
           <w:p>
             <w:r/>
@@ -835,13 +835,13 @@
                 <w:color w:val="2B2B2B"/>
                 <w:sz w:val="20"/>
               </w:rPr>
-              <w:t>Documento de diseno</w:t>
+              <w:t>Documento de diseno.docx</w:t>
             </w:r>
           </w:p>
         </w:tc>
         <w:tc>
           <w:tcPr>
-            <w:tcW w:type="dxa" w:w="7344"/>
+            <w:tcW w:type="dxa" w:w="7056"/>
           </w:tcPr>
           <w:p>
             <w:r/>
@@ -852,7 +852,7 @@
                 <w:color w:val="2B2B2B"/>
                 <w:sz w:val="20"/>
               </w:rPr>
-              <w:t>PDF: requisitos RF/RNF, casos de uso, diagrama de clases, diagrama dinamico (actividad o secuencia) y diccionario de datos con el formato de almacenamiento.</w:t>
+              <w:t>Requisitos RF y RNF verificables y trazables, casos de uso, diagrama de clases, un diagrama dinamico (actividad o secuencia), diccionario de datos con el formato de almacenamiento y el enlace al mockup navegable.</w:t>
             </w:r>
           </w:p>
         </w:tc>
@@ -860,7 +860,7 @@
       <w:tr>
         <w:tc>
           <w:tcPr>
-            <w:tcW w:type="dxa" w:w="2448"/>
+            <w:tcW w:type="dxa" w:w="2736"/>
             <w:shd w:val="clear" w:fill="F2F2F2"/>
           </w:tcPr>
           <w:p>
@@ -878,7 +878,7 @@
         </w:tc>
         <w:tc>
           <w:tcPr>
-            <w:tcW w:type="dxa" w:w="7344"/>
+            <w:tcW w:type="dxa" w:w="7056"/>
             <w:shd w:val="clear" w:fill="F2F2F2"/>
           </w:tcPr>
           <w:p>
@@ -890,7 +890,7 @@
                 <w:color w:val="2B2B2B"/>
                 <w:sz w:val="20"/>
               </w:rPr>
-              <w:t>Cada diagrama exportado en PNG, con su archivo fuente.</w:t>
+              <w:t>Casos de uso, clases y el dinamico, en PNG, con su archivo fuente.</w:t>
             </w:r>
           </w:p>
         </w:tc>
@@ -898,7 +898,7 @@
       <w:tr>
         <w:tc>
           <w:tcPr>
-            <w:tcW w:type="dxa" w:w="2448"/>
+            <w:tcW w:type="dxa" w:w="2736"/>
           </w:tcPr>
           <w:p>
             <w:r/>
@@ -909,13 +909,13 @@
                 <w:color w:val="2B2B2B"/>
                 <w:sz w:val="20"/>
               </w:rPr>
-              <w:t>Mockup</w:t>
+              <w:t>mockup/Mockup.pdf</w:t>
             </w:r>
           </w:p>
         </w:tc>
         <w:tc>
           <w:tcPr>
-            <w:tcW w:type="dxa" w:w="7344"/>
+            <w:tcW w:type="dxa" w:w="7056"/>
           </w:tcPr>
           <w:p>
             <w:r/>
@@ -926,7 +926,7 @@
                 <w:color w:val="2B2B2B"/>
                 <w:sz w:val="20"/>
               </w:rPr>
-              <w:t>El PDF exportado de las pantallas. El enlace al mockup navegable (Figma, Penpot o Balsamiq) va dentro del documento de diseno.</w:t>
+              <w:t>Las pantallas del flujo critico (registrar, buscar y ver el historial), exportadas desde Figma, Penpot o Balsamiq.</w:t>
             </w:r>
           </w:p>
         </w:tc>
@@ -934,7 +934,7 @@
       <w:tr>
         <w:tc>
           <w:tcPr>
-            <w:tcW w:type="dxa" w:w="2448"/>
+            <w:tcW w:type="dxa" w:w="2736"/>
             <w:shd w:val="clear" w:fill="F2F2F2"/>
           </w:tcPr>
           <w:p>
@@ -946,13 +946,13 @@
                 <w:color w:val="2B2B2B"/>
                 <w:sz w:val="20"/>
               </w:rPr>
-              <w:t>Plan de pruebas</w:t>
+              <w:t>Plan de pruebas.docx</w:t>
             </w:r>
           </w:p>
         </w:tc>
         <w:tc>
           <w:tcPr>
-            <w:tcW w:type="dxa" w:w="7344"/>
+            <w:tcW w:type="dxa" w:w="7056"/>
             <w:shd w:val="clear" w:fill="F2F2F2"/>
           </w:tcPr>
           <w:p>
@@ -964,7 +964,7 @@
                 <w:color w:val="2B2B2B"/>
                 <w:sz w:val="20"/>
               </w:rPr>
-              <w:t>Los casos de prueba, cada uno trazado al requisito que verifica.</w:t>
+              <w:t>Un caso de prueba por requisito critico, trazado a su RF.</w:t>
             </w:r>
           </w:p>
         </w:tc>
